--- a/05_17_2026_physics_discussion_thread.docx
+++ b/05_17_2026_physics_discussion_thread.docx
@@ -148,6 +148,9 @@
             </m:sup>
           </m:sSup>
           <m:r>
+            <m:rPr>
+              <m:sty m:val="p"/>
+            </m:rPr>
             <w:rPr>
               <w:rFonts w:ascii="Cambria Math" w:hAnsi="Cambria Math"/>
             </w:rPr>
@@ -374,6 +377,9 @@
             </m:sup>
           </m:sSup>
           <m:r>
+            <m:rPr>
+              <m:sty m:val="p"/>
+            </m:rPr>
             <w:rPr>
               <w:rFonts w:ascii="Cambria Math" w:hAnsi="Cambria Math"/>
             </w:rPr>
@@ -623,6 +629,9 @@
             <m:t>a measurable property of physical systems</m:t>
           </m:r>
           <m:r>
+            <m:rPr>
+              <m:sty m:val="p"/>
+            </m:rPr>
             <w:br/>
           </m:r>
         </m:oMath>
@@ -794,7 +803,7 @@
         <w:rPr>
           <w:noProof/>
         </w:rPr>
-        <w:pict w14:anchorId="4FF37495">
+        <w:pict w14:anchorId="24222623">
           <v:rect id="_x0000_i1035" alt="" style="width:468pt;height:.05pt;mso-width-percent:0;mso-height-percent:0;mso-width-percent:0;mso-height-percent:0" o:hralign="center" o:hrstd="t" o:hr="t" fillcolor="#a0a0a0" stroked="f"/>
         </w:pict>
       </w:r>
@@ -894,6 +903,9 @@
             <m:t> Hz</m:t>
           </m:r>
           <m:r>
+            <m:rPr>
+              <m:sty m:val="p"/>
+            </m:rPr>
             <w:br/>
           </m:r>
         </m:oMath>
@@ -970,7 +982,7 @@
         <w:rPr>
           <w:noProof/>
         </w:rPr>
-        <w:pict w14:anchorId="1B34AB66">
+        <w:pict w14:anchorId="662E8B3F">
           <v:rect id="_x0000_i1034" alt="" style="width:468pt;height:.05pt;mso-width-percent:0;mso-height-percent:0;mso-width-percent:0;mso-height-percent:0" o:hralign="center" o:hrstd="t" o:hr="t" fillcolor="#a0a0a0" stroked="f"/>
         </w:pict>
       </w:r>
@@ -1071,7 +1083,7 @@
         <w:rPr>
           <w:noProof/>
         </w:rPr>
-        <w:pict w14:anchorId="21B910D9">
+        <w:pict w14:anchorId="454095B4">
           <v:rect id="_x0000_i1033" alt="" style="width:468pt;height:.05pt;mso-width-percent:0;mso-height-percent:0;mso-width-percent:0;mso-height-percent:0" o:hralign="center" o:hrstd="t" o:hr="t" fillcolor="#a0a0a0" stroked="f"/>
         </w:pict>
       </w:r>
@@ -1218,7 +1230,7 @@
         <w:rPr>
           <w:noProof/>
         </w:rPr>
-        <w:pict w14:anchorId="369C977A">
+        <w:pict w14:anchorId="1863A436">
           <v:rect id="_x0000_i1032" alt="" style="width:468pt;height:.05pt;mso-width-percent:0;mso-height-percent:0;mso-width-percent:0;mso-height-percent:0" o:hralign="center" o:hrstd="t" o:hr="t" fillcolor="#a0a0a0" stroked="f"/>
         </w:pict>
       </w:r>
@@ -1251,7 +1263,6 @@
           <m:r>
             <w:rPr>
               <w:rFonts w:ascii="Cambria Math" w:hAnsi="Cambria Math"/>
-              <w:i/>
             </w:rPr>
             <w:br/>
           </m:r>
@@ -1279,7 +1290,6 @@
           <m:r>
             <w:rPr>
               <w:rFonts w:ascii="Cambria Math" w:hAnsi="Cambria Math"/>
-              <w:i/>
             </w:rPr>
             <w:br/>
           </m:r>
@@ -1404,7 +1414,7 @@
         <w:rPr>
           <w:noProof/>
         </w:rPr>
-        <w:pict w14:anchorId="10998852">
+        <w:pict w14:anchorId="43A6B130">
           <v:rect id="_x0000_i1031" alt="" style="width:468pt;height:.05pt;mso-width-percent:0;mso-height-percent:0;mso-width-percent:0;mso-height-percent:0" o:hralign="center" o:hrstd="t" o:hr="t" fillcolor="#a0a0a0" stroked="f"/>
         </w:pict>
       </w:r>
@@ -1629,7 +1639,7 @@
         <w:rPr>
           <w:noProof/>
         </w:rPr>
-        <w:pict w14:anchorId="7112D24B">
+        <w:pict w14:anchorId="34805015">
           <v:rect id="_x0000_i1030" alt="" style="width:468pt;height:.05pt;mso-width-percent:0;mso-height-percent:0;mso-width-percent:0;mso-height-percent:0" o:hralign="center" o:hrstd="t" o:hr="t" fillcolor="#a0a0a0" stroked="f"/>
         </w:pict>
       </w:r>
@@ -1716,6 +1726,9 @@
             <m:t> Hz</m:t>
           </m:r>
           <m:r>
+            <m:rPr>
+              <m:sty m:val="p"/>
+            </m:rPr>
             <w:br/>
           </m:r>
         </m:oMath>
@@ -1764,7 +1777,7 @@
         <w:rPr>
           <w:noProof/>
         </w:rPr>
-        <w:pict w14:anchorId="7CC74918">
+        <w:pict w14:anchorId="1DC20D05">
           <v:rect id="_x0000_i1029" alt="" style="width:468pt;height:.05pt;mso-width-percent:0;mso-height-percent:0;mso-width-percent:0;mso-height-percent:0" o:hralign="center" o:hrstd="t" o:hr="t" fillcolor="#a0a0a0" stroked="f"/>
         </w:pict>
       </w:r>
@@ -1801,6 +1814,9 @@
             <m:t> Hz</m:t>
           </m:r>
           <m:r>
+            <m:rPr>
+              <m:sty m:val="p"/>
+            </m:rPr>
             <w:br/>
           </m:r>
         </m:oMath>
@@ -1831,7 +1847,7 @@
         <w:rPr>
           <w:noProof/>
         </w:rPr>
-        <w:pict w14:anchorId="2FFD569D">
+        <w:pict w14:anchorId="6EFD0C4E">
           <v:rect id="_x0000_i1028" alt="" style="width:468pt;height:.05pt;mso-width-percent:0;mso-height-percent:0;mso-width-percent:0;mso-height-percent:0" o:hralign="center" o:hrstd="t" o:hr="t" fillcolor="#a0a0a0" stroked="f"/>
         </w:pict>
       </w:r>
@@ -1876,6 +1892,9 @@
             <m:t> Hz</m:t>
           </m:r>
           <m:r>
+            <m:rPr>
+              <m:sty m:val="p"/>
+            </m:rPr>
             <w:br/>
           </m:r>
         </m:oMath>
@@ -1905,7 +1924,7 @@
         <w:rPr>
           <w:noProof/>
         </w:rPr>
-        <w:pict w14:anchorId="5BA8F78F">
+        <w:pict w14:anchorId="2BD588B6">
           <v:rect id="_x0000_i1027" alt="" style="width:468pt;height:.05pt;mso-width-percent:0;mso-height-percent:0;mso-width-percent:0;mso-height-percent:0" o:hralign="center" o:hrstd="t" o:hr="t" fillcolor="#a0a0a0" stroked="f"/>
         </w:pict>
       </w:r>
@@ -2060,6 +2079,9 @@
             <m:t> Hz</m:t>
           </m:r>
           <m:r>
+            <m:rPr>
+              <m:sty m:val="p"/>
+            </m:rPr>
             <w:br/>
           </m:r>
         </m:oMath>
@@ -2078,7 +2100,7 @@
         <w:rPr>
           <w:noProof/>
         </w:rPr>
-        <w:pict w14:anchorId="54F60B20">
+        <w:pict w14:anchorId="100D51F4">
           <v:rect id="_x0000_i1026" alt="" style="width:468pt;height:.05pt;mso-width-percent:0;mso-height-percent:0;mso-width-percent:0;mso-height-percent:0" o:hralign="center" o:hrstd="t" o:hr="t" fillcolor="#a0a0a0" stroked="f"/>
         </w:pict>
       </w:r>
@@ -2325,6 +2347,9 @@
             </m:den>
           </m:f>
           <m:r>
+            <m:rPr>
+              <m:sty m:val="p"/>
+            </m:rPr>
             <w:rPr>
               <w:rFonts w:ascii="Cambria Math" w:hAnsi="Cambria Math"/>
             </w:rPr>
@@ -2376,6 +2401,9 @@
             <m:t> Hz</m:t>
           </m:r>
           <m:r>
+            <m:rPr>
+              <m:sty m:val="p"/>
+            </m:rPr>
             <w:br/>
           </m:r>
         </m:oMath>
@@ -2394,7 +2422,7 @@
         <w:rPr>
           <w:noProof/>
         </w:rPr>
-        <w:pict w14:anchorId="4F1E6BDE">
+        <w:pict w14:anchorId="725C932B">
           <v:rect id="_x0000_i1025" alt="" style="width:468pt;height:.05pt;mso-width-percent:0;mso-height-percent:0;mso-width-percent:0;mso-height-percent:0" o:hralign="center" o:hrstd="t" o:hr="t" fillcolor="#a0a0a0" stroked="f"/>
         </w:pict>
       </w:r>
@@ -2693,6 +2721,736 @@
       </w:r>
     </w:p>
     <w:p/>
+    <w:p/>
+    <w:p>
+      <w:pPr>
+        <w:spacing w:after="0" w:line="240" w:lineRule="auto"/>
+        <w:rPr>
+          <w:rFonts w:ascii="Times New Roman" w:eastAsia="Times New Roman" w:hAnsi="Times New Roman" w:cs="Times New Roman"/>
+          <w:sz w:val="24"/>
+          <w:szCs w:val="24"/>
+        </w:rPr>
+      </w:pPr>
+      <w:r>
+        <w:rPr>
+          <w:rFonts w:ascii="Times New Roman" w:eastAsia="Times New Roman" w:hAnsi="Times New Roman" w:cs="Times New Roman"/>
+          <w:sz w:val="24"/>
+          <w:szCs w:val="24"/>
+        </w:rPr>
+        <w:t>When there is a wavelength shift in Compton experiment and the wavelength of scattered rays are more as compared to the original wavelength, does it means that only there is one type of rays or electromagnetic waves which has a greater wavelength or it's a mixture of two kinds of waves, one with a smaller amplitude wavelength, same as earlier, and one which is bigger? So is it just the one or two kinds of waves?</w:t>
+      </w:r>
+      <w:r>
+        <w:rPr>
+          <w:rFonts w:ascii="Times New Roman" w:eastAsia="Times New Roman" w:hAnsi="Times New Roman" w:cs="Times New Roman"/>
+          <w:sz w:val="24"/>
+          <w:szCs w:val="24"/>
+        </w:rPr>
+        <w:tab/>
+      </w:r>
+    </w:p>
+    <w:p>
+      <w:pPr>
+        <w:spacing w:after="0" w:line="240" w:lineRule="auto"/>
+        <w:rPr>
+          <w:rFonts w:ascii="Times New Roman" w:eastAsia="Times New Roman" w:hAnsi="Times New Roman" w:cs="Times New Roman"/>
+          <w:sz w:val="24"/>
+          <w:szCs w:val="24"/>
+        </w:rPr>
+      </w:pPr>
+      <w:r>
+        <w:rPr>
+          <w:rFonts w:ascii="Times New Roman" w:eastAsia="Times New Roman" w:hAnsi="Times New Roman" w:cs="Times New Roman"/>
+          <w:sz w:val="24"/>
+          <w:szCs w:val="24"/>
+        </w:rPr>
+        <w:t>Thought for a couple of seconds</w:t>
+      </w:r>
+    </w:p>
+    <w:p>
+      <w:pPr>
+        <w:spacing w:before="100" w:beforeAutospacing="1" w:after="100" w:afterAutospacing="1" w:line="240" w:lineRule="auto"/>
+        <w:rPr>
+          <w:rFonts w:ascii="Times New Roman" w:eastAsia="Times New Roman" w:hAnsi="Times New Roman" w:cs="Times New Roman"/>
+          <w:sz w:val="24"/>
+          <w:szCs w:val="24"/>
+        </w:rPr>
+      </w:pPr>
+      <w:r>
+        <w:rPr>
+          <w:rFonts w:ascii="Times New Roman" w:eastAsia="Times New Roman" w:hAnsi="Times New Roman" w:cs="Times New Roman"/>
+          <w:sz w:val="24"/>
+          <w:szCs w:val="24"/>
+        </w:rPr>
+        <w:t xml:space="preserve">In a </w:t>
+      </w:r>
+      <w:r>
+        <w:rPr>
+          <w:rFonts w:ascii="Times New Roman" w:eastAsia="Times New Roman" w:hAnsi="Times New Roman" w:cs="Times New Roman"/>
+          <w:b/>
+          <w:bCs/>
+          <w:sz w:val="24"/>
+          <w:szCs w:val="24"/>
+        </w:rPr>
+        <w:t>Compton scattering experiment</w:t>
+      </w:r>
+      <w:r>
+        <w:rPr>
+          <w:rFonts w:ascii="Times New Roman" w:eastAsia="Times New Roman" w:hAnsi="Times New Roman" w:cs="Times New Roman"/>
+          <w:sz w:val="24"/>
+          <w:szCs w:val="24"/>
+        </w:rPr>
+        <w:t xml:space="preserve">, the scattered radiation can contain </w:t>
+      </w:r>
+      <w:r>
+        <w:rPr>
+          <w:rFonts w:ascii="Times New Roman" w:eastAsia="Times New Roman" w:hAnsi="Times New Roman" w:cs="Times New Roman"/>
+          <w:b/>
+          <w:bCs/>
+          <w:sz w:val="24"/>
+          <w:szCs w:val="24"/>
+        </w:rPr>
+        <w:t>two components</w:t>
+      </w:r>
+      <w:r>
+        <w:rPr>
+          <w:rFonts w:ascii="Times New Roman" w:eastAsia="Times New Roman" w:hAnsi="Times New Roman" w:cs="Times New Roman"/>
+          <w:sz w:val="24"/>
+          <w:szCs w:val="24"/>
+        </w:rPr>
+        <w:t>:</w:t>
+      </w:r>
+    </w:p>
+    <w:p>
+      <w:pPr>
+        <w:numPr>
+          <w:ilvl w:val="0"/>
+          <w:numId w:val="10"/>
+        </w:numPr>
+        <w:spacing w:before="100" w:beforeAutospacing="1" w:after="100" w:afterAutospacing="1" w:line="240" w:lineRule="auto"/>
+        <w:rPr>
+          <w:rFonts w:ascii="Times New Roman" w:eastAsia="Times New Roman" w:hAnsi="Times New Roman" w:cs="Times New Roman"/>
+          <w:sz w:val="24"/>
+          <w:szCs w:val="24"/>
+        </w:rPr>
+      </w:pPr>
+      <w:r>
+        <w:rPr>
+          <w:rFonts w:ascii="Times New Roman" w:eastAsia="Times New Roman" w:hAnsi="Times New Roman" w:cs="Times New Roman"/>
+          <w:b/>
+          <w:bCs/>
+          <w:sz w:val="24"/>
+          <w:szCs w:val="24"/>
+        </w:rPr>
+        <w:t>Unshifted rays</w:t>
+      </w:r>
+      <w:r>
+        <w:rPr>
+          <w:rFonts w:ascii="Times New Roman" w:eastAsia="Times New Roman" w:hAnsi="Times New Roman" w:cs="Times New Roman"/>
+          <w:sz w:val="24"/>
+          <w:szCs w:val="24"/>
+        </w:rPr>
+        <w:t xml:space="preserve">: same wavelength as the original incoming X-rays. </w:t>
+      </w:r>
+    </w:p>
+    <w:p>
+      <w:pPr>
+        <w:numPr>
+          <w:ilvl w:val="0"/>
+          <w:numId w:val="10"/>
+        </w:numPr>
+        <w:spacing w:before="100" w:beforeAutospacing="1" w:after="100" w:afterAutospacing="1" w:line="240" w:lineRule="auto"/>
+        <w:rPr>
+          <w:rFonts w:ascii="Times New Roman" w:eastAsia="Times New Roman" w:hAnsi="Times New Roman" w:cs="Times New Roman"/>
+          <w:sz w:val="24"/>
+          <w:szCs w:val="24"/>
+        </w:rPr>
+      </w:pPr>
+      <w:r>
+        <w:rPr>
+          <w:rFonts w:ascii="Times New Roman" w:eastAsia="Times New Roman" w:hAnsi="Times New Roman" w:cs="Times New Roman"/>
+          <w:b/>
+          <w:bCs/>
+          <w:sz w:val="24"/>
+          <w:szCs w:val="24"/>
+        </w:rPr>
+        <w:t>Shifted rays</w:t>
+      </w:r>
+      <w:r>
+        <w:rPr>
+          <w:rFonts w:ascii="Times New Roman" w:eastAsia="Times New Roman" w:hAnsi="Times New Roman" w:cs="Times New Roman"/>
+          <w:sz w:val="24"/>
+          <w:szCs w:val="24"/>
+        </w:rPr>
+        <w:t xml:space="preserve">: longer wavelength than the original X-rays. </w:t>
+      </w:r>
+    </w:p>
+    <w:p>
+      <w:pPr>
+        <w:spacing w:before="100" w:beforeAutospacing="1" w:after="100" w:afterAutospacing="1" w:line="240" w:lineRule="auto"/>
+        <w:rPr>
+          <w:rFonts w:ascii="Times New Roman" w:eastAsia="Times New Roman" w:hAnsi="Times New Roman" w:cs="Times New Roman"/>
+          <w:sz w:val="24"/>
+          <w:szCs w:val="24"/>
+        </w:rPr>
+      </w:pPr>
+      <w:r>
+        <w:rPr>
+          <w:rFonts w:ascii="Times New Roman" w:eastAsia="Times New Roman" w:hAnsi="Times New Roman" w:cs="Times New Roman"/>
+          <w:sz w:val="24"/>
+          <w:szCs w:val="24"/>
+        </w:rPr>
+        <w:t xml:space="preserve">So the answer is: </w:t>
+      </w:r>
+      <w:r>
+        <w:rPr>
+          <w:rFonts w:ascii="Times New Roman" w:eastAsia="Times New Roman" w:hAnsi="Times New Roman" w:cs="Times New Roman"/>
+          <w:b/>
+          <w:bCs/>
+          <w:sz w:val="24"/>
+          <w:szCs w:val="24"/>
+        </w:rPr>
+        <w:t>often it is a mixture of two kinds of X-rays/waves</w:t>
+      </w:r>
+      <w:r>
+        <w:rPr>
+          <w:rFonts w:ascii="Times New Roman" w:eastAsia="Times New Roman" w:hAnsi="Times New Roman" w:cs="Times New Roman"/>
+          <w:sz w:val="24"/>
+          <w:szCs w:val="24"/>
+        </w:rPr>
+        <w:t>, not always only one.</w:t>
+      </w:r>
+    </w:p>
+    <w:p>
+      <w:pPr>
+        <w:spacing w:before="100" w:beforeAutospacing="1" w:after="100" w:afterAutospacing="1" w:line="240" w:lineRule="auto"/>
+        <w:rPr>
+          <w:rFonts w:ascii="Times New Roman" w:eastAsia="Times New Roman" w:hAnsi="Times New Roman" w:cs="Times New Roman"/>
+          <w:sz w:val="24"/>
+          <w:szCs w:val="24"/>
+        </w:rPr>
+      </w:pPr>
+      <w:r>
+        <w:rPr>
+          <w:rFonts w:ascii="Times New Roman" w:eastAsia="Times New Roman" w:hAnsi="Times New Roman" w:cs="Times New Roman"/>
+          <w:sz w:val="24"/>
+          <w:szCs w:val="24"/>
+        </w:rPr>
+        <w:t>The wavelength shift is given by:</w:t>
+      </w:r>
+    </w:p>
+    <w:p>
+      <w:pPr>
+        <w:spacing w:before="100" w:beforeAutospacing="1" w:after="100" w:afterAutospacing="1" w:line="240" w:lineRule="auto"/>
+        <w:rPr>
+          <w:rFonts w:ascii="Times New Roman" w:eastAsia="Times New Roman" w:hAnsi="Times New Roman" w:cs="Times New Roman"/>
+          <w:sz w:val="24"/>
+          <w:szCs w:val="24"/>
+        </w:rPr>
+      </w:pPr>
+      <m:oMathPara>
+        <m:oMath>
+          <m:r>
+            <m:rPr>
+              <m:sty m:val="p"/>
+            </m:rPr>
+            <w:rPr>
+              <w:rFonts w:ascii="Cambria Math" w:eastAsia="Times New Roman" w:hAnsi="Cambria Math" w:cs="Times New Roman"/>
+              <w:sz w:val="24"/>
+              <w:szCs w:val="24"/>
+            </w:rPr>
+            <m:t>Δ</m:t>
+          </m:r>
+          <m:r>
+            <w:rPr>
+              <w:rFonts w:ascii="Cambria Math" w:eastAsia="Times New Roman" w:hAnsi="Cambria Math" w:cs="Times New Roman"/>
+              <w:sz w:val="24"/>
+              <w:szCs w:val="24"/>
+            </w:rPr>
+            <m:t>λ=</m:t>
+          </m:r>
+          <m:sSup>
+            <m:sSupPr>
+              <m:ctrlPr>
+                <w:rPr>
+                  <w:rFonts w:ascii="Cambria Math" w:eastAsia="Times New Roman" w:hAnsi="Cambria Math" w:cs="Times New Roman"/>
+                  <w:sz w:val="24"/>
+                  <w:szCs w:val="24"/>
+                </w:rPr>
+              </m:ctrlPr>
+            </m:sSupPr>
+            <m:e>
+              <m:r>
+                <w:rPr>
+                  <w:rFonts w:ascii="Cambria Math" w:eastAsia="Times New Roman" w:hAnsi="Cambria Math" w:cs="Times New Roman"/>
+                  <w:sz w:val="24"/>
+                  <w:szCs w:val="24"/>
+                </w:rPr>
+                <m:t>λ</m:t>
+              </m:r>
+            </m:e>
+            <m:sup>
+              <m:r>
+                <m:rPr>
+                  <m:sty m:val="p"/>
+                </m:rPr>
+                <w:rPr>
+                  <w:rFonts w:ascii="Cambria Math" w:eastAsia="Times New Roman" w:hAnsi="Cambria Math" w:cs="Times New Roman"/>
+                  <w:sz w:val="24"/>
+                  <w:szCs w:val="24"/>
+                </w:rPr>
+                <m:t>'</m:t>
+              </m:r>
+            </m:sup>
+          </m:sSup>
+          <m:r>
+            <w:rPr>
+              <w:rFonts w:ascii="Cambria Math" w:eastAsia="Times New Roman" w:hAnsi="Cambria Math" w:cs="Times New Roman"/>
+              <w:sz w:val="24"/>
+              <w:szCs w:val="24"/>
+            </w:rPr>
+            <m:t>-λ=</m:t>
+          </m:r>
+          <m:f>
+            <m:fPr>
+              <m:ctrlPr>
+                <w:rPr>
+                  <w:rFonts w:ascii="Cambria Math" w:eastAsia="Times New Roman" w:hAnsi="Cambria Math" w:cs="Times New Roman"/>
+                  <w:sz w:val="24"/>
+                  <w:szCs w:val="24"/>
+                </w:rPr>
+              </m:ctrlPr>
+            </m:fPr>
+            <m:num>
+              <m:r>
+                <w:rPr>
+                  <w:rFonts w:ascii="Cambria Math" w:eastAsia="Times New Roman" w:hAnsi="Cambria Math" w:cs="Times New Roman"/>
+                  <w:sz w:val="24"/>
+                  <w:szCs w:val="24"/>
+                </w:rPr>
+                <m:t>h</m:t>
+              </m:r>
+            </m:num>
+            <m:den>
+              <m:sSub>
+                <m:sSubPr>
+                  <m:ctrlPr>
+                    <w:rPr>
+                      <w:rFonts w:ascii="Cambria Math" w:eastAsia="Times New Roman" w:hAnsi="Cambria Math" w:cs="Times New Roman"/>
+                      <w:sz w:val="24"/>
+                      <w:szCs w:val="24"/>
+                    </w:rPr>
+                  </m:ctrlPr>
+                </m:sSubPr>
+                <m:e>
+                  <m:r>
+                    <w:rPr>
+                      <w:rFonts w:ascii="Cambria Math" w:eastAsia="Times New Roman" w:hAnsi="Cambria Math" w:cs="Times New Roman"/>
+                      <w:sz w:val="24"/>
+                      <w:szCs w:val="24"/>
+                    </w:rPr>
+                    <m:t>m</m:t>
+                  </m:r>
+                </m:e>
+                <m:sub>
+                  <m:r>
+                    <w:rPr>
+                      <w:rFonts w:ascii="Cambria Math" w:eastAsia="Times New Roman" w:hAnsi="Cambria Math" w:cs="Times New Roman"/>
+                      <w:sz w:val="24"/>
+                      <w:szCs w:val="24"/>
+                    </w:rPr>
+                    <m:t>e</m:t>
+                  </m:r>
+                </m:sub>
+              </m:sSub>
+              <m:r>
+                <w:rPr>
+                  <w:rFonts w:ascii="Cambria Math" w:eastAsia="Times New Roman" w:hAnsi="Cambria Math" w:cs="Times New Roman"/>
+                  <w:sz w:val="24"/>
+                  <w:szCs w:val="24"/>
+                </w:rPr>
+                <m:t>c</m:t>
+              </m:r>
+            </m:den>
+          </m:f>
+          <m:r>
+            <w:rPr>
+              <w:rFonts w:ascii="Cambria Math" w:eastAsia="Times New Roman" w:hAnsi="Cambria Math" w:cs="Times New Roman"/>
+              <w:sz w:val="24"/>
+              <w:szCs w:val="24"/>
+            </w:rPr>
+            <m:t>(1-</m:t>
+          </m:r>
+          <m:r>
+            <m:rPr>
+              <m:sty m:val="p"/>
+            </m:rPr>
+            <w:rPr>
+              <w:rFonts w:ascii="Cambria Math" w:eastAsia="Times New Roman" w:hAnsi="Cambria Math" w:cs="Times New Roman"/>
+              <w:sz w:val="24"/>
+              <w:szCs w:val="24"/>
+            </w:rPr>
+            <m:t>cos</m:t>
+          </m:r>
+          <m:r>
+            <w:rPr>
+              <w:rFonts w:ascii="Cambria Math" w:eastAsia="Times New Roman" w:hAnsi="Cambria Math" w:cs="Times New Roman"/>
+              <w:sz w:val="24"/>
+              <w:szCs w:val="24"/>
+            </w:rPr>
+            <m:t>⁡θ)</m:t>
+          </m:r>
+        </m:oMath>
+      </m:oMathPara>
+    </w:p>
+    <w:p>
+      <w:pPr>
+        <w:spacing w:before="100" w:beforeAutospacing="1" w:after="100" w:afterAutospacing="1" w:line="240" w:lineRule="auto"/>
+        <w:rPr>
+          <w:rFonts w:ascii="Times New Roman" w:eastAsia="Times New Roman" w:hAnsi="Times New Roman" w:cs="Times New Roman"/>
+          <w:sz w:val="24"/>
+          <w:szCs w:val="24"/>
+        </w:rPr>
+      </w:pPr>
+      <w:r>
+        <w:rPr>
+          <w:rFonts w:ascii="Times New Roman" w:eastAsia="Times New Roman" w:hAnsi="Times New Roman" w:cs="Times New Roman"/>
+          <w:sz w:val="24"/>
+          <w:szCs w:val="24"/>
+        </w:rPr>
+        <w:t>Here:</w:t>
+      </w:r>
+    </w:p>
+    <w:p>
+      <w:pPr>
+        <w:spacing w:before="100" w:beforeAutospacing="1" w:after="100" w:afterAutospacing="1" w:line="240" w:lineRule="auto"/>
+        <w:rPr>
+          <w:rFonts w:ascii="Times New Roman" w:eastAsia="Times New Roman" w:hAnsi="Times New Roman" w:cs="Times New Roman"/>
+          <w:sz w:val="24"/>
+          <w:szCs w:val="24"/>
+        </w:rPr>
+      </w:pPr>
+      <w:r>
+        <w:rPr>
+          <w:rFonts w:ascii="Times New Roman" w:eastAsia="Times New Roman" w:hAnsi="Times New Roman" w:cs="Times New Roman"/>
+          <w:b/>
+          <w:bCs/>
+          <w:sz w:val="24"/>
+          <w:szCs w:val="24"/>
+        </w:rPr>
+        <w:lastRenderedPageBreak/>
+        <w:t>λ</w:t>
+      </w:r>
+      <w:r>
+        <w:rPr>
+          <w:rFonts w:ascii="Times New Roman" w:eastAsia="Times New Roman" w:hAnsi="Times New Roman" w:cs="Times New Roman"/>
+          <w:sz w:val="24"/>
+          <w:szCs w:val="24"/>
+        </w:rPr>
+        <w:t xml:space="preserve"> = original wavelength</w:t>
+      </w:r>
+      <w:r>
+        <w:rPr>
+          <w:rFonts w:ascii="Times New Roman" w:eastAsia="Times New Roman" w:hAnsi="Times New Roman" w:cs="Times New Roman"/>
+          <w:sz w:val="24"/>
+          <w:szCs w:val="24"/>
+        </w:rPr>
+        <w:br/>
+      </w:r>
+      <w:r>
+        <w:rPr>
+          <w:rFonts w:ascii="Times New Roman" w:eastAsia="Times New Roman" w:hAnsi="Times New Roman" w:cs="Times New Roman"/>
+          <w:b/>
+          <w:bCs/>
+          <w:sz w:val="24"/>
+          <w:szCs w:val="24"/>
+        </w:rPr>
+        <w:t>λ′</w:t>
+      </w:r>
+      <w:r>
+        <w:rPr>
+          <w:rFonts w:ascii="Times New Roman" w:eastAsia="Times New Roman" w:hAnsi="Times New Roman" w:cs="Times New Roman"/>
+          <w:sz w:val="24"/>
+          <w:szCs w:val="24"/>
+        </w:rPr>
+        <w:t xml:space="preserve"> = scattered wavelength</w:t>
+      </w:r>
+      <w:r>
+        <w:rPr>
+          <w:rFonts w:ascii="Times New Roman" w:eastAsia="Times New Roman" w:hAnsi="Times New Roman" w:cs="Times New Roman"/>
+          <w:sz w:val="24"/>
+          <w:szCs w:val="24"/>
+        </w:rPr>
+        <w:br/>
+      </w:r>
+      <w:r>
+        <w:rPr>
+          <w:rFonts w:ascii="Times New Roman" w:eastAsia="Times New Roman" w:hAnsi="Times New Roman" w:cs="Times New Roman"/>
+          <w:b/>
+          <w:bCs/>
+          <w:sz w:val="24"/>
+          <w:szCs w:val="24"/>
+        </w:rPr>
+        <w:t>Δλ</w:t>
+      </w:r>
+      <w:r>
+        <w:rPr>
+          <w:rFonts w:ascii="Times New Roman" w:eastAsia="Times New Roman" w:hAnsi="Times New Roman" w:cs="Times New Roman"/>
+          <w:sz w:val="24"/>
+          <w:szCs w:val="24"/>
+        </w:rPr>
+        <w:t xml:space="preserve"> = increase in wavelength</w:t>
+      </w:r>
+      <w:r>
+        <w:rPr>
+          <w:rFonts w:ascii="Times New Roman" w:eastAsia="Times New Roman" w:hAnsi="Times New Roman" w:cs="Times New Roman"/>
+          <w:sz w:val="24"/>
+          <w:szCs w:val="24"/>
+        </w:rPr>
+        <w:br/>
+      </w:r>
+      <w:r>
+        <w:rPr>
+          <w:rFonts w:ascii="Times New Roman" w:eastAsia="Times New Roman" w:hAnsi="Times New Roman" w:cs="Times New Roman"/>
+          <w:b/>
+          <w:bCs/>
+          <w:sz w:val="24"/>
+          <w:szCs w:val="24"/>
+        </w:rPr>
+        <w:t>θ</w:t>
+      </w:r>
+      <w:r>
+        <w:rPr>
+          <w:rFonts w:ascii="Times New Roman" w:eastAsia="Times New Roman" w:hAnsi="Times New Roman" w:cs="Times New Roman"/>
+          <w:sz w:val="24"/>
+          <w:szCs w:val="24"/>
+        </w:rPr>
+        <w:t xml:space="preserve"> = scattering angle</w:t>
+      </w:r>
+      <w:r>
+        <w:rPr>
+          <w:rFonts w:ascii="Times New Roman" w:eastAsia="Times New Roman" w:hAnsi="Times New Roman" w:cs="Times New Roman"/>
+          <w:sz w:val="24"/>
+          <w:szCs w:val="24"/>
+        </w:rPr>
+        <w:br/>
+        <w:t>m(e) = Mass of electron</w:t>
+      </w:r>
+      <w:r>
+        <w:rPr>
+          <w:rFonts w:ascii="Times New Roman" w:eastAsia="Times New Roman" w:hAnsi="Times New Roman" w:cs="Times New Roman"/>
+          <w:sz w:val="24"/>
+          <w:szCs w:val="24"/>
+        </w:rPr>
+        <w:br/>
+        <w:t>c = speed of light</w:t>
+      </w:r>
+    </w:p>
+    <w:p>
+      <w:pPr>
+        <w:spacing w:before="100" w:beforeAutospacing="1" w:after="100" w:afterAutospacing="1" w:line="240" w:lineRule="auto"/>
+        <w:rPr>
+          <w:rFonts w:ascii="Times New Roman" w:eastAsia="Times New Roman" w:hAnsi="Times New Roman" w:cs="Times New Roman"/>
+          <w:sz w:val="24"/>
+          <w:szCs w:val="24"/>
+        </w:rPr>
+      </w:pPr>
+      <w:r>
+        <w:rPr>
+          <w:rFonts w:ascii="Times New Roman" w:eastAsia="Times New Roman" w:hAnsi="Times New Roman" w:cs="Times New Roman"/>
+          <w:sz w:val="24"/>
+          <w:szCs w:val="24"/>
+        </w:rPr>
+        <w:t xml:space="preserve">The </w:t>
+      </w:r>
+      <w:r>
+        <w:rPr>
+          <w:rFonts w:ascii="Times New Roman" w:eastAsia="Times New Roman" w:hAnsi="Times New Roman" w:cs="Times New Roman"/>
+          <w:b/>
+          <w:bCs/>
+          <w:sz w:val="24"/>
+          <w:szCs w:val="24"/>
+        </w:rPr>
+        <w:t>shifted longer-wavelength ray</w:t>
+      </w:r>
+      <w:r>
+        <w:rPr>
+          <w:rFonts w:ascii="Times New Roman" w:eastAsia="Times New Roman" w:hAnsi="Times New Roman" w:cs="Times New Roman"/>
+          <w:sz w:val="24"/>
+          <w:szCs w:val="24"/>
+        </w:rPr>
+        <w:t xml:space="preserve"> happens when the photon hits an electron and gives some energy to it. Since the photon loses energy, its frequency decreases and its wavelength increases.</w:t>
+      </w:r>
+    </w:p>
+    <w:p>
+      <w:pPr>
+        <w:spacing w:before="100" w:beforeAutospacing="1" w:after="100" w:afterAutospacing="1" w:line="240" w:lineRule="auto"/>
+        <w:rPr>
+          <w:rFonts w:ascii="Times New Roman" w:eastAsia="Times New Roman" w:hAnsi="Times New Roman" w:cs="Times New Roman"/>
+          <w:sz w:val="24"/>
+          <w:szCs w:val="24"/>
+        </w:rPr>
+      </w:pPr>
+      <w:r>
+        <w:rPr>
+          <w:rFonts w:ascii="Times New Roman" w:eastAsia="Times New Roman" w:hAnsi="Times New Roman" w:cs="Times New Roman"/>
+          <w:sz w:val="24"/>
+          <w:szCs w:val="24"/>
+        </w:rPr>
+        <w:t xml:space="preserve">The </w:t>
+      </w:r>
+      <w:r>
+        <w:rPr>
+          <w:rFonts w:ascii="Times New Roman" w:eastAsia="Times New Roman" w:hAnsi="Times New Roman" w:cs="Times New Roman"/>
+          <w:b/>
+          <w:bCs/>
+          <w:sz w:val="24"/>
+          <w:szCs w:val="24"/>
+        </w:rPr>
+        <w:t>unshifted ray</w:t>
+      </w:r>
+      <w:r>
+        <w:rPr>
+          <w:rFonts w:ascii="Times New Roman" w:eastAsia="Times New Roman" w:hAnsi="Times New Roman" w:cs="Times New Roman"/>
+          <w:sz w:val="24"/>
+          <w:szCs w:val="24"/>
+        </w:rPr>
+        <w:t xml:space="preserve"> can happen when the photon scatters from an electron that is tightly bound in the atom, or from the whole atom. In that case, almost no energy is transferred, so the wavelength stays nearly the same.</w:t>
+      </w:r>
+    </w:p>
+    <w:p>
+      <w:pPr>
+        <w:spacing w:before="100" w:beforeAutospacing="1" w:after="100" w:afterAutospacing="1" w:line="240" w:lineRule="auto"/>
+        <w:rPr>
+          <w:rFonts w:ascii="Times New Roman" w:eastAsia="Times New Roman" w:hAnsi="Times New Roman" w:cs="Times New Roman"/>
+          <w:sz w:val="24"/>
+          <w:szCs w:val="24"/>
+        </w:rPr>
+      </w:pPr>
+      <w:r>
+        <w:rPr>
+          <w:rFonts w:ascii="Times New Roman" w:eastAsia="Times New Roman" w:hAnsi="Times New Roman" w:cs="Times New Roman"/>
+          <w:sz w:val="24"/>
+          <w:szCs w:val="24"/>
+        </w:rPr>
+        <w:t>So in the observed scattered beam, you may see:</w:t>
+      </w:r>
+    </w:p>
+    <w:p>
+      <w:pPr>
+        <w:spacing w:before="100" w:beforeAutospacing="1" w:after="100" w:afterAutospacing="1" w:line="240" w:lineRule="auto"/>
+        <w:rPr>
+          <w:rFonts w:ascii="Times New Roman" w:eastAsia="Times New Roman" w:hAnsi="Times New Roman" w:cs="Times New Roman"/>
+          <w:sz w:val="24"/>
+          <w:szCs w:val="24"/>
+        </w:rPr>
+      </w:pPr>
+      <w:r>
+        <w:rPr>
+          <w:rFonts w:ascii="Times New Roman" w:eastAsia="Times New Roman" w:hAnsi="Times New Roman" w:cs="Times New Roman"/>
+          <w:b/>
+          <w:bCs/>
+          <w:sz w:val="24"/>
+          <w:szCs w:val="24"/>
+        </w:rPr>
+        <w:t>Original wavelength λ</w:t>
+      </w:r>
+      <w:r>
+        <w:rPr>
+          <w:rFonts w:ascii="Times New Roman" w:eastAsia="Times New Roman" w:hAnsi="Times New Roman" w:cs="Times New Roman"/>
+          <w:sz w:val="24"/>
+          <w:szCs w:val="24"/>
+        </w:rPr>
+        <w:t xml:space="preserve"> plus </w:t>
+      </w:r>
+      <w:r>
+        <w:rPr>
+          <w:rFonts w:ascii="Times New Roman" w:eastAsia="Times New Roman" w:hAnsi="Times New Roman" w:cs="Times New Roman"/>
+          <w:b/>
+          <w:bCs/>
+          <w:sz w:val="24"/>
+          <w:szCs w:val="24"/>
+        </w:rPr>
+        <w:t>larger wavelength λ′</w:t>
+      </w:r>
+    </w:p>
+    <w:p>
+      <w:pPr>
+        <w:spacing w:before="100" w:beforeAutospacing="1" w:after="100" w:afterAutospacing="1" w:line="240" w:lineRule="auto"/>
+        <w:rPr>
+          <w:rFonts w:ascii="Times New Roman" w:eastAsia="Times New Roman" w:hAnsi="Times New Roman" w:cs="Times New Roman"/>
+          <w:sz w:val="24"/>
+          <w:szCs w:val="24"/>
+        </w:rPr>
+      </w:pPr>
+      <w:r>
+        <w:rPr>
+          <w:rFonts w:ascii="Times New Roman" w:eastAsia="Times New Roman" w:hAnsi="Times New Roman" w:cs="Times New Roman"/>
+          <w:sz w:val="24"/>
+          <w:szCs w:val="24"/>
+        </w:rPr>
+        <w:t xml:space="preserve">That means the scattered beam can be a </w:t>
+      </w:r>
+      <w:r>
+        <w:rPr>
+          <w:rFonts w:ascii="Times New Roman" w:eastAsia="Times New Roman" w:hAnsi="Times New Roman" w:cs="Times New Roman"/>
+          <w:b/>
+          <w:bCs/>
+          <w:sz w:val="24"/>
+          <w:szCs w:val="24"/>
+        </w:rPr>
+        <w:t>mixture</w:t>
+      </w:r>
+      <w:r>
+        <w:rPr>
+          <w:rFonts w:ascii="Times New Roman" w:eastAsia="Times New Roman" w:hAnsi="Times New Roman" w:cs="Times New Roman"/>
+          <w:sz w:val="24"/>
+          <w:szCs w:val="24"/>
+        </w:rPr>
+        <w:t xml:space="preserve"> of rays: some unchanged, some shifted. The shifted one has </w:t>
+      </w:r>
+      <w:r>
+        <w:rPr>
+          <w:rFonts w:ascii="Times New Roman" w:eastAsia="Times New Roman" w:hAnsi="Times New Roman" w:cs="Times New Roman"/>
+          <w:b/>
+          <w:bCs/>
+          <w:sz w:val="24"/>
+          <w:szCs w:val="24"/>
+        </w:rPr>
+        <w:t>longer wavelength</w:t>
+      </w:r>
+      <w:r>
+        <w:rPr>
+          <w:rFonts w:ascii="Times New Roman" w:eastAsia="Times New Roman" w:hAnsi="Times New Roman" w:cs="Times New Roman"/>
+          <w:sz w:val="24"/>
+          <w:szCs w:val="24"/>
+        </w:rPr>
+        <w:t>, not necessarily “smaller amplitude wavelength.” Amplitude and wavelength are different things. Wavelength tells spacing between wave peaks; amplitude tells wave strength/intensity.</w:t>
+      </w:r>
+    </w:p>
+    <w:p>
+      <w:pPr>
+        <w:spacing w:before="100" w:beforeAutospacing="1" w:after="100" w:afterAutospacing="1" w:line="240" w:lineRule="auto"/>
+        <w:rPr>
+          <w:rFonts w:ascii="Times New Roman" w:eastAsia="Times New Roman" w:hAnsi="Times New Roman" w:cs="Times New Roman"/>
+          <w:sz w:val="24"/>
+          <w:szCs w:val="24"/>
+        </w:rPr>
+      </w:pPr>
+    </w:p>
+    <w:p>
+      <w:pPr>
+        <w:spacing w:before="100" w:beforeAutospacing="1" w:after="100" w:afterAutospacing="1" w:line="240" w:lineRule="auto"/>
+        <w:rPr>
+          <w:rFonts w:ascii="Times New Roman" w:eastAsia="Times New Roman" w:hAnsi="Times New Roman" w:cs="Times New Roman"/>
+          <w:sz w:val="24"/>
+          <w:szCs w:val="24"/>
+        </w:rPr>
+      </w:pPr>
+    </w:p>
+    <w:p/>
+    <w:p/>
+    <w:p/>
+    <w:p/>
     <w:sectPr>
       <w:footerReference w:type="default" r:id="rId8"/>
       <w:pgSz w:w="12240" w:h="15840"/>
@@ -2943,6 +3701,119 @@
       <w:rPr>
         <w:rFonts w:ascii="Symbol" w:hAnsi="Symbol" w:hint="default"/>
       </w:rPr>
+    </w:lvl>
+  </w:abstractNum>
+  <w:abstractNum w:abstractNumId="9" w15:restartNumberingAfterBreak="0">
+    <w:nsid w:val="540643C0"/>
+    <w:multiLevelType w:val="multilevel"/>
+    <w:tmpl w:val="C550246A"/>
+    <w:lvl w:ilvl="0">
+      <w:start w:val="1"/>
+      <w:numFmt w:val="decimal"/>
+      <w:lvlText w:val="%1."/>
+      <w:lvlJc w:val="left"/>
+      <w:pPr>
+        <w:tabs>
+          <w:tab w:val="num" w:pos="720"/>
+        </w:tabs>
+        <w:ind w:left="720" w:hanging="360"/>
+      </w:pPr>
+    </w:lvl>
+    <w:lvl w:ilvl="1" w:tentative="1">
+      <w:start w:val="1"/>
+      <w:numFmt w:val="decimal"/>
+      <w:lvlText w:val="%2."/>
+      <w:lvlJc w:val="left"/>
+      <w:pPr>
+        <w:tabs>
+          <w:tab w:val="num" w:pos="1440"/>
+        </w:tabs>
+        <w:ind w:left="1440" w:hanging="360"/>
+      </w:pPr>
+    </w:lvl>
+    <w:lvl w:ilvl="2" w:tentative="1">
+      <w:start w:val="1"/>
+      <w:numFmt w:val="decimal"/>
+      <w:lvlText w:val="%3."/>
+      <w:lvlJc w:val="left"/>
+      <w:pPr>
+        <w:tabs>
+          <w:tab w:val="num" w:pos="2160"/>
+        </w:tabs>
+        <w:ind w:left="2160" w:hanging="360"/>
+      </w:pPr>
+    </w:lvl>
+    <w:lvl w:ilvl="3" w:tentative="1">
+      <w:start w:val="1"/>
+      <w:numFmt w:val="decimal"/>
+      <w:lvlText w:val="%4."/>
+      <w:lvlJc w:val="left"/>
+      <w:pPr>
+        <w:tabs>
+          <w:tab w:val="num" w:pos="2880"/>
+        </w:tabs>
+        <w:ind w:left="2880" w:hanging="360"/>
+      </w:pPr>
+    </w:lvl>
+    <w:lvl w:ilvl="4" w:tentative="1">
+      <w:start w:val="1"/>
+      <w:numFmt w:val="decimal"/>
+      <w:lvlText w:val="%5."/>
+      <w:lvlJc w:val="left"/>
+      <w:pPr>
+        <w:tabs>
+          <w:tab w:val="num" w:pos="3600"/>
+        </w:tabs>
+        <w:ind w:left="3600" w:hanging="360"/>
+      </w:pPr>
+    </w:lvl>
+    <w:lvl w:ilvl="5" w:tentative="1">
+      <w:start w:val="1"/>
+      <w:numFmt w:val="decimal"/>
+      <w:lvlText w:val="%6."/>
+      <w:lvlJc w:val="left"/>
+      <w:pPr>
+        <w:tabs>
+          <w:tab w:val="num" w:pos="4320"/>
+        </w:tabs>
+        <w:ind w:left="4320" w:hanging="360"/>
+      </w:pPr>
+    </w:lvl>
+    <w:lvl w:ilvl="6" w:tentative="1">
+      <w:start w:val="1"/>
+      <w:numFmt w:val="decimal"/>
+      <w:lvlText w:val="%7."/>
+      <w:lvlJc w:val="left"/>
+      <w:pPr>
+        <w:tabs>
+          <w:tab w:val="num" w:pos="5040"/>
+        </w:tabs>
+        <w:ind w:left="5040" w:hanging="360"/>
+      </w:pPr>
+    </w:lvl>
+    <w:lvl w:ilvl="7" w:tentative="1">
+      <w:start w:val="1"/>
+      <w:numFmt w:val="decimal"/>
+      <w:lvlText w:val="%8."/>
+      <w:lvlJc w:val="left"/>
+      <w:pPr>
+        <w:tabs>
+          <w:tab w:val="num" w:pos="5760"/>
+        </w:tabs>
+        <w:ind w:left="5760" w:hanging="360"/>
+      </w:pPr>
+    </w:lvl>
+    <w:lvl w:ilvl="8" w:tentative="1">
+      <w:start w:val="1"/>
+      <w:numFmt w:val="decimal"/>
+      <w:lvlText w:val="%9."/>
+      <w:lvlJc w:val="left"/>
+      <w:pPr>
+        <w:tabs>
+          <w:tab w:val="num" w:pos="6480"/>
+        </w:tabs>
+        <w:ind w:left="6480" w:hanging="360"/>
+      </w:pPr>
     </w:lvl>
   </w:abstractNum>
   <w:num w:numId="1" w16cid:durableId="1045451819">
@@ -2971,6 +3842,9 @@
   </w:num>
   <w:num w:numId="9" w16cid:durableId="1377270167">
     <w:abstractNumId w:val="0"/>
+  </w:num>
+  <w:num w:numId="10" w16cid:durableId="890963986">
+    <w:abstractNumId w:val="9"/>
   </w:num>
 </w:numbering>
 </file>
